--- a/public/qa-course-syllabus.docx
+++ b/public/qa-course-syllabus.docx
@@ -28,7 +28,7 @@
           <w:sz w:val="22"/>
           <w:szCs w:val="22"/>
         </w:rPr>
-        <w:t xml:space="preserve">Course syllabus  •  86 hours  •  Online on Zoom  •  Thursdays and Saturdays, 6:00–9:00 PM  •  Starts 18 October 2026</w:t>
+        <w:t xml:space="preserve">Course syllabus  •  86 hours  •  Online on Zoom  •  Thursdays and Saturdays, 6:00–9:00 PM  •  Starts 22 October 2026</w:t>
       </w:r>
     </w:p>
     <w:p>
@@ -309,7 +309,7 @@
                 <w:sz w:val="19"/>
                 <w:szCs w:val="19"/>
               </w:rPr>
-              <w:t xml:space="preserve">18 October 2026</w:t>
+              <w:t xml:space="preserve">22 October 2026</w:t>
             </w:r>
           </w:p>
         </w:tc>
